--- a/public/cv/jorie-2025.docx
+++ b/public/cv/jorie-2025.docx
@@ -20,61 +20,90 @@
       </w:r>
     </w:p>
     <w:p>
-      <w:pPr>
-        <w:spacing w:before="100" w:beforeAutospacing="1" w:after="100" w:afterAutospacing="1" w:line="240" w:lineRule="auto"/>
-      </w:pPr>
-      <w:r>
-        <w:t>Phone: +</w:t>
-      </w:r>
-      <w:r>
-        <w:t>63 910 236 6370</w:t>
-      </w:r>
-      <w:r>
-        <w:t xml:space="preserve"> </w:t>
-      </w:r>
-      <w:r>
-        <w:t xml:space="preserve">| </w:t>
-      </w:r>
-      <w:r>
-        <w:t>Philippines</w:t>
-      </w:r>
-      <w:r>
-        <w:t xml:space="preserve"> </w:t>
-      </w:r>
-      <w:r>
-        <w:t xml:space="preserve">| </w:t>
-      </w:r>
-      <w:r>
-        <w:rPr>
-          <w:b/>
-        </w:rPr>
+      <w:r>
+        <w:rPr>
+          <w:rFonts w:ascii="Segoe UI Emoji" w:hAnsi="Segoe UI Emoji" w:cs="Segoe UI Emoji"/>
+        </w:rPr>
+        <w:t>📞</w:t>
+      </w:r>
+      <w:r>
+        <w:t xml:space="preserve"> +63 910 236 6370 | </w:t>
+      </w:r>
+      <w:r>
+        <w:rPr>
+          <w:rFonts w:ascii="Segoe UI Emoji" w:hAnsi="Segoe UI Emoji" w:cs="Segoe UI Emoji"/>
+        </w:rPr>
+        <w:t>🌏</w:t>
+      </w:r>
+      <w:r>
+        <w:t xml:space="preserve"> Philippines | </w:t>
+      </w:r>
+      <w:r>
+        <w:rPr>
+          <w:rFonts w:ascii="Segoe UI Emoji" w:hAnsi="Segoe UI Emoji" w:cs="Segoe UI Emoji"/>
+        </w:rPr>
+        <w:t>✉️</w:t>
+      </w:r>
+      <w:r>
         <w:t xml:space="preserve"> jorie.suan115@gmail.com</w:t>
       </w:r>
     </w:p>
     <w:p>
-      <w:pPr>
-        <w:spacing w:before="100" w:beforeAutospacing="1" w:after="100" w:afterAutospacing="1" w:line="240" w:lineRule="auto"/>
-      </w:pPr>
-      <w:r>
-        <w:t xml:space="preserve">Website: </w:t>
-      </w:r>
-      <w:r>
-        <w:rPr>
-          <w:rStyle w:val="IntenseQuoteChar"/>
+      <w:r>
+        <w:rPr>
+          <w:rFonts w:ascii="Segoe UI Emoji" w:hAnsi="Segoe UI Emoji" w:cs="Segoe UI Emoji"/>
+        </w:rPr>
+        <w:t>🔗</w:t>
+      </w:r>
+      <w:r>
+        <w:t xml:space="preserve"> </w:t>
+      </w:r>
+      <w:r>
+        <w:rPr>
+          <w:b/>
+          <w:bCs/>
+        </w:rPr>
+        <w:t>Portfolio</w:t>
+      </w:r>
+      <w:r>
+        <w:t xml:space="preserve">: </w:t>
+      </w:r>
+      <w:r>
+        <w:rPr>
+          <w:i/>
+          <w:iCs/>
         </w:rPr>
         <w:t>https://jorie-portfolio.vercel.app/</w:t>
       </w:r>
-    </w:p>
-    <w:p>
-      <w:pPr>
-        <w:spacing w:before="100" w:beforeAutospacing="1" w:after="100" w:afterAutospacing="1" w:line="240" w:lineRule="auto"/>
-      </w:pPr>
-      <w:r>
-        <w:t xml:space="preserve">Linkedin: </w:t>
-      </w:r>
-      <w:r>
-        <w:rPr>
-          <w:rStyle w:val="IntenseQuoteChar"/>
+      <w:r>
+        <w:t xml:space="preserve"> </w:t>
+      </w:r>
+      <w:r>
+        <w:br/>
+      </w:r>
+      <w:r>
+        <w:rPr>
+          <w:rFonts w:ascii="Segoe UI Emoji" w:hAnsi="Segoe UI Emoji" w:cs="Segoe UI Emoji"/>
+        </w:rPr>
+        <w:t>💼</w:t>
+      </w:r>
+      <w:r>
+        <w:t xml:space="preserve"> </w:t>
+      </w:r>
+      <w:r>
+        <w:rPr>
+          <w:b/>
+          <w:bCs/>
+        </w:rPr>
+        <w:t>LinkedIn</w:t>
+      </w:r>
+      <w:r>
+        <w:t xml:space="preserve">: </w:t>
+      </w:r>
+      <w:r>
+        <w:rPr>
+          <w:i/>
+          <w:iCs/>
         </w:rPr>
         <w:t>https://www.linkedin.com/in/jorie-suan-5a3017320/</w:t>
       </w:r>
@@ -102,7 +131,7 @@
       </w:r>
       <w:r>
         <w:rPr>
-          <w:bCs/>
+          <w:b/>
         </w:rPr>
         <w:t>Full Stack Engineer</w:t>
       </w:r>
@@ -202,7 +231,83 @@
           <w:sz w:val="22"/>
           <w:szCs w:val="22"/>
         </w:rPr>
-        <w:t>JavaScript (React.js, Next.js, Vue.js, Angular), TypeScript, HTML5, CSS3, TailwindCSS, DaisyUI, Storybook, API Integration, Node.js, Python (Django, FastAPI), PHP (Laravel, Yii)</w:t>
+        <w:t xml:space="preserve">JavaScript (React.js, Next.js, Vue.js, Angular), TypeScript, HTML5, CSS3, </w:t>
+      </w:r>
+      <w:proofErr w:type="spellStart"/>
+      <w:r>
+        <w:rPr>
+          <w:b w:val="0"/>
+          <w:bCs w:val="0"/>
+          <w:color w:val="000000" w:themeColor="text1"/>
+          <w:sz w:val="22"/>
+          <w:szCs w:val="22"/>
+        </w:rPr>
+        <w:t>TailwindCSS</w:t>
+      </w:r>
+      <w:proofErr w:type="spellEnd"/>
+      <w:r>
+        <w:rPr>
+          <w:b w:val="0"/>
+          <w:bCs w:val="0"/>
+          <w:color w:val="000000" w:themeColor="text1"/>
+          <w:sz w:val="22"/>
+          <w:szCs w:val="22"/>
+        </w:rPr>
+        <w:t xml:space="preserve">, </w:t>
+      </w:r>
+      <w:proofErr w:type="spellStart"/>
+      <w:r>
+        <w:rPr>
+          <w:b w:val="0"/>
+          <w:bCs w:val="0"/>
+          <w:color w:val="000000" w:themeColor="text1"/>
+          <w:sz w:val="22"/>
+          <w:szCs w:val="22"/>
+        </w:rPr>
+        <w:t>DaisyUI</w:t>
+      </w:r>
+      <w:proofErr w:type="spellEnd"/>
+      <w:r>
+        <w:rPr>
+          <w:b w:val="0"/>
+          <w:bCs w:val="0"/>
+          <w:color w:val="000000" w:themeColor="text1"/>
+          <w:sz w:val="22"/>
+          <w:szCs w:val="22"/>
+        </w:rPr>
+        <w:t xml:space="preserve">, Storybook, API Integration, Node.js, Python (Django, </w:t>
+      </w:r>
+      <w:proofErr w:type="spellStart"/>
+      <w:r>
+        <w:rPr>
+          <w:b w:val="0"/>
+          <w:bCs w:val="0"/>
+          <w:color w:val="000000" w:themeColor="text1"/>
+          <w:sz w:val="22"/>
+          <w:szCs w:val="22"/>
+        </w:rPr>
+        <w:t>FastAPI</w:t>
+      </w:r>
+      <w:proofErr w:type="spellEnd"/>
+      <w:r>
+        <w:rPr>
+          <w:b w:val="0"/>
+          <w:bCs w:val="0"/>
+          <w:color w:val="000000" w:themeColor="text1"/>
+          <w:sz w:val="22"/>
+          <w:szCs w:val="22"/>
+        </w:rPr>
+        <w:t>), PHP (Laravel, Yii)</w:t>
+      </w:r>
+      <w:r>
+        <w:rPr>
+          <w:b w:val="0"/>
+          <w:bCs w:val="0"/>
+          <w:color w:val="000000" w:themeColor="text1"/>
+          <w:sz w:val="22"/>
+          <w:szCs w:val="22"/>
+        </w:rPr>
+        <w:t>, Java</w:t>
       </w:r>
     </w:p>
     <w:p>
@@ -232,8 +337,13 @@
         </w:rPr>
         <w:t xml:space="preserve">MongoDB, PostgreSQL, SQL, AWS (ECS, Lambda, RDS, S3), Jenkins, GitHub Actions Webpack, Docker, Microservices, RESTful APIs, </w:t>
       </w:r>
-      <w:r>
-        <w:t xml:space="preserve">GraphQL, OAuth/JWT Authentication, Azure, Google Cloud, Blockchain Integrations (Solidity, Hyperledger), </w:t>
+      <w:proofErr w:type="spellStart"/>
+      <w:r>
+        <w:t>GraphQL</w:t>
+      </w:r>
+      <w:proofErr w:type="spellEnd"/>
+      <w:r>
+        <w:t xml:space="preserve">, OAuth/JWT Authentication, Azure, Google Cloud, Blockchain Integrations (Solidity, Hyperledger), </w:t>
       </w:r>
     </w:p>
     <w:p>
@@ -246,9 +356,7 @@
     </w:p>
     <w:p>
       <w:pPr>
-        <w:rPr>
-          <w:color w:val="000000" w:themeColor="text1"/>
-        </w:rPr>
+        <w:spacing w:before="240"/>
       </w:pPr>
       <w:r>
         <w:rPr>
@@ -260,296 +368,755 @@
         <w:rPr>
           <w:rStyle w:val="Heading3Char"/>
         </w:rPr>
-        <w:t>Frontend</w:t>
+        <w:t>Full-Stack</w:t>
       </w:r>
       <w:r>
         <w:rPr>
           <w:rStyle w:val="Heading3Char"/>
         </w:rPr>
-        <w:t xml:space="preserve"> Engineer | PillarMarkets | NY, US (Remote)</w:t>
-      </w:r>
+        <w:t xml:space="preserve"> Engineer | </w:t>
+      </w:r>
+      <w:proofErr w:type="spellStart"/>
       <w:r>
         <w:rPr>
           <w:rStyle w:val="Heading3Char"/>
         </w:rPr>
-        <w:br/>
-      </w:r>
-      <w:r>
-        <w:t>July</w:t>
-      </w:r>
-      <w:r>
-        <w:t xml:space="preserve"> 2022 – May 2025</w:t>
-      </w:r>
-      <w:r>
-        <w:br/>
-      </w:r>
-      <w:r>
-        <w:br/>
-      </w:r>
-      <w:r>
-        <w:rPr>
-          <w:color w:val="000000" w:themeColor="text1"/>
-        </w:rPr>
-        <w:t xml:space="preserve">- Led the development of frontend (Next.js, DaisyUI, </w:t>
-      </w:r>
-      <w:r>
-        <w:rPr>
-          <w:color w:val="000000" w:themeColor="text1"/>
-        </w:rPr>
-        <w:t xml:space="preserve">GraphQL, </w:t>
-      </w:r>
-      <w:r>
-        <w:rPr>
-          <w:color w:val="000000" w:themeColor="text1"/>
-        </w:rPr>
-        <w:t>TailwindCSS) services to enhance platform performance and user experience.</w:t>
-      </w:r>
-      <w:r>
-        <w:rPr>
-          <w:color w:val="000000" w:themeColor="text1"/>
-        </w:rPr>
-        <w:br/>
-        <w:t>- Designed and implemented highly interactive and responsive user interfaces using Next.js and TailwindCSS, driving improved user satisfaction and platform adoption.</w:t>
-      </w:r>
-      <w:r>
-        <w:rPr>
-          <w:color w:val="000000" w:themeColor="text1"/>
-        </w:rPr>
-        <w:br/>
-        <w:t xml:space="preserve">- Built scalable RESTful APIs consumed by Next.js frontend and mobile </w:t>
-      </w:r>
-      <w:r>
-        <w:rPr>
-          <w:color w:val="000000" w:themeColor="text1"/>
-        </w:rPr>
-        <w:t>applications</w:t>
-      </w:r>
-      <w:r>
-        <w:rPr>
-          <w:color w:val="000000" w:themeColor="text1"/>
-        </w:rPr>
-        <w:t>, integrating frontend with secure backend services.</w:t>
-      </w:r>
-      <w:r>
-        <w:rPr>
-          <w:color w:val="000000" w:themeColor="text1"/>
-        </w:rPr>
-        <w:br/>
-        <w:t>- Worked on integrating frontend with backend services for CRM, analytics, and investor management, ensuring seamless data flow and real-time analytics.</w:t>
-      </w:r>
-      <w:r>
-        <w:rPr>
-          <w:color w:val="000000" w:themeColor="text1"/>
-        </w:rPr>
-        <w:br/>
-        <w:t>- Contributed to frontend UI/UX improvements using DaisyUI, ensuring consistency</w:t>
-      </w:r>
-      <w:r>
-        <w:rPr>
-          <w:color w:val="000000" w:themeColor="text1"/>
-        </w:rPr>
-        <w:t xml:space="preserve"> and usability across platform.</w:t>
-      </w:r>
-    </w:p>
-    <w:p/>
-    <w:p>
-      <w:pPr>
-        <w:pStyle w:val="NoSpacing"/>
-        <w:rPr>
+        <w:t>PillarMarkets</w:t>
+      </w:r>
+      <w:proofErr w:type="spellEnd"/>
+      <w:r>
+        <w:rPr>
+          <w:rStyle w:val="Heading3Char"/>
+        </w:rPr>
+        <w:t xml:space="preserve"> | </w:t>
+      </w:r>
+      <w:r>
+        <w:rPr>
+          <w:rFonts w:asciiTheme="majorHAnsi" w:eastAsiaTheme="majorEastAsia" w:hAnsiTheme="majorHAnsi" w:cstheme="majorBidi"/>
           <w:b/>
           <w:bCs/>
-          <w:color w:val="000000" w:themeColor="text1"/>
-        </w:rPr>
-      </w:pPr>
+          <w:color w:val="4F81BD" w:themeColor="accent1"/>
+        </w:rPr>
+        <w:t>Indianapolis, IN, USA (Remote)</w:t>
+      </w:r>
       <w:r>
         <w:rPr>
           <w:rStyle w:val="Heading3Char"/>
         </w:rPr>
-        <w:lastRenderedPageBreak/>
-        <w:t>Senior Full-Stack Engineer | LimeSurvey | Hamburg, Germany (Remote)</w:t>
-      </w:r>
-      <w:r>
         <w:br/>
       </w:r>
       <w:r>
-        <w:t xml:space="preserve">Oct 2020 – </w:t>
-      </w:r>
-      <w:r>
-        <w:t>Apr</w:t>
-      </w:r>
-      <w:r>
-        <w:t xml:space="preserve"> 2022</w:t>
-      </w:r>
-      <w:r>
-        <w:br/>
-      </w:r>
-      <w:r>
-        <w:br/>
-      </w:r>
-      <w:r>
-        <w:rPr>
-          <w:color w:val="000000" w:themeColor="text1"/>
-        </w:rPr>
-        <w:t>- Contributed to LimeSurvey’s open-source full-stack platform, focusing on both backend (PHP Yii framework) and frontend (React, Storybook) development.</w:t>
-      </w:r>
-      <w:r>
-        <w:rPr>
-          <w:color w:val="000000" w:themeColor="text1"/>
-        </w:rPr>
-        <w:br/>
-        <w:t>- Developed and maintained dynamic user interfaces in React, enhancing survey creation, response tracking, and data visualization for users.</w:t>
-      </w:r>
-      <w:r>
-        <w:rPr>
-          <w:color w:val="000000" w:themeColor="text1"/>
-        </w:rPr>
-        <w:br/>
-        <w:t>- Optimized backend integrations and frontend data handling for complex survey logic, reducing load times and improving user interaction.</w:t>
-      </w:r>
-      <w:r>
-        <w:rPr>
-          <w:color w:val="000000" w:themeColor="text1"/>
-        </w:rPr>
-        <w:br/>
-        <w:t>- Led the implementation of Storybook for UI component development, improving collaboration between frontend and backend teams.</w:t>
-      </w:r>
-      <w:r>
-        <w:rPr>
-          <w:color w:val="000000" w:themeColor="text1"/>
-        </w:rPr>
-        <w:br/>
-        <w:t>- Ensured seamless user experience by collaborating closely with frontend and backend teams for real-time survey data reporting and export features.</w:t>
-      </w:r>
-    </w:p>
-    <w:p/>
-    <w:p>
-      <w:pPr>
-        <w:pStyle w:val="NoSpacing"/>
-      </w:pPr>
-      <w:r>
-        <w:rPr>
-          <w:rStyle w:val="Heading3Char"/>
-        </w:rPr>
-        <w:t xml:space="preserve">Full-Stack Engineer | </w:t>
-      </w:r>
-      <w:r>
-        <w:rPr>
-          <w:rStyle w:val="Heading3Char"/>
-        </w:rPr>
-        <w:t>TheTrackAPP</w:t>
-      </w:r>
-      <w:r>
-        <w:rPr>
-          <w:rStyle w:val="Heading3Char"/>
-        </w:rPr>
-        <w:t xml:space="preserve"> |</w:t>
-      </w:r>
-      <w:r>
-        <w:rPr>
-          <w:rStyle w:val="Heading3Char"/>
-        </w:rPr>
-        <w:t>U.S (Contract, Remote)</w:t>
-      </w:r>
-      <w:r>
-        <w:t xml:space="preserve"> </w:t>
+        <w:t>Feb. 2023 ~ Mar. 2025</w:t>
       </w:r>
     </w:p>
     <w:p>
       <w:pPr>
-        <w:pStyle w:val="NoSpacing"/>
+        <w:spacing w:before="240"/>
         <w:rPr>
           <w:color w:val="000000" w:themeColor="text1"/>
         </w:rPr>
       </w:pPr>
       <w:r>
-        <w:t>Jul 2018 – Jun 2020</w:t>
-      </w:r>
-      <w:r>
+        <w:rPr>
+          <w:color w:val="000000" w:themeColor="text1"/>
+        </w:rPr>
+        <w:t xml:space="preserve">- Led the development of frontend (Next.js, </w:t>
+      </w:r>
+      <w:proofErr w:type="spellStart"/>
+      <w:r>
+        <w:rPr>
+          <w:color w:val="000000" w:themeColor="text1"/>
+        </w:rPr>
+        <w:t>DaisyUI</w:t>
+      </w:r>
+      <w:proofErr w:type="spellEnd"/>
+      <w:r>
+        <w:rPr>
+          <w:color w:val="000000" w:themeColor="text1"/>
+        </w:rPr>
+        <w:t xml:space="preserve">, </w:t>
+      </w:r>
+      <w:proofErr w:type="spellStart"/>
+      <w:r>
+        <w:rPr>
+          <w:color w:val="000000" w:themeColor="text1"/>
+        </w:rPr>
+        <w:t>GraphQL</w:t>
+      </w:r>
+      <w:proofErr w:type="spellEnd"/>
+      <w:r>
+        <w:rPr>
+          <w:color w:val="000000" w:themeColor="text1"/>
+        </w:rPr>
+        <w:t xml:space="preserve">, </w:t>
+      </w:r>
+      <w:proofErr w:type="spellStart"/>
+      <w:r>
+        <w:rPr>
+          <w:color w:val="000000" w:themeColor="text1"/>
+        </w:rPr>
+        <w:t>TailwindCSS</w:t>
+      </w:r>
+      <w:proofErr w:type="spellEnd"/>
+      <w:r>
+        <w:rPr>
+          <w:color w:val="000000" w:themeColor="text1"/>
+        </w:rPr>
+        <w:t>) services to enhance platform performance and user experience.</w:t>
+      </w:r>
+      <w:r>
+        <w:rPr>
+          <w:color w:val="000000" w:themeColor="text1"/>
+        </w:rPr>
         <w:br/>
-      </w:r>
-      <w:r>
+        <w:t xml:space="preserve">- Designed and implemented highly interactive and responsive user interfaces using Next.js and </w:t>
+      </w:r>
+      <w:proofErr w:type="spellStart"/>
+      <w:r>
+        <w:rPr>
+          <w:color w:val="000000" w:themeColor="text1"/>
+        </w:rPr>
+        <w:t>TailwindCSS</w:t>
+      </w:r>
+      <w:proofErr w:type="spellEnd"/>
+      <w:r>
+        <w:rPr>
+          <w:color w:val="000000" w:themeColor="text1"/>
+        </w:rPr>
+        <w:t>, driving improved user satisfaction and platform adoption.</w:t>
+      </w:r>
+      <w:r>
+        <w:rPr>
+          <w:color w:val="000000" w:themeColor="text1"/>
+        </w:rPr>
         <w:br/>
-      </w:r>
-      <w:r>
-        <w:rPr>
-          <w:color w:val="000000" w:themeColor="text1"/>
-        </w:rPr>
-        <w:t xml:space="preserve">- </w:t>
-      </w:r>
-      <w:r>
-        <w:rPr>
-          <w:color w:val="000000" w:themeColor="text1"/>
-        </w:rPr>
-        <w:t>Engineered a cross-platform calendar application using Electron and React, focusing on performance optimization and user experience.</w:t>
+        <w:t xml:space="preserve">- Built scalable RESTful APIs consumed by Next.js frontend and mobile </w:t>
+      </w:r>
+      <w:r>
+        <w:rPr>
+          <w:color w:val="000000" w:themeColor="text1"/>
+        </w:rPr>
+        <w:t>applications</w:t>
+      </w:r>
+      <w:r>
+        <w:rPr>
+          <w:color w:val="000000" w:themeColor="text1"/>
+        </w:rPr>
+        <w:t>, integrating frontend with secure backend services.</w:t>
+      </w:r>
+      <w:r>
+        <w:rPr>
+          <w:color w:val="000000" w:themeColor="text1"/>
+        </w:rPr>
+        <w:br/>
+        <w:t>- Worked on integrating frontend with backend services for CRM, analytics, and investor management, ensuring seamless data flow and real-time analytics.</w:t>
+      </w:r>
+      <w:r>
+        <w:rPr>
+          <w:color w:val="000000" w:themeColor="text1"/>
+        </w:rPr>
+        <w:br/>
+        <w:t xml:space="preserve">- Contributed to frontend UI/UX improvements using </w:t>
+      </w:r>
+      <w:proofErr w:type="spellStart"/>
+      <w:r>
+        <w:rPr>
+          <w:color w:val="000000" w:themeColor="text1"/>
+        </w:rPr>
+        <w:t>DaisyUI</w:t>
+      </w:r>
+      <w:proofErr w:type="spellEnd"/>
+      <w:r>
+        <w:rPr>
+          <w:color w:val="000000" w:themeColor="text1"/>
+        </w:rPr>
+        <w:t>, ensuring consistency</w:t>
+      </w:r>
+      <w:r>
+        <w:rPr>
+          <w:color w:val="000000" w:themeColor="text1"/>
+        </w:rPr>
+        <w:t xml:space="preserve"> and usability across platform.</w:t>
       </w:r>
     </w:p>
     <w:p>
       <w:pPr>
-        <w:pStyle w:val="NoSpacing"/>
-        <w:rPr>
-          <w:color w:val="000000" w:themeColor="text1"/>
-        </w:rPr>
-      </w:pPr>
-      <w:r>
-        <w:rPr>
-          <w:color w:val="000000" w:themeColor="text1"/>
-        </w:rPr>
-        <w:t>-</w:t>
-      </w:r>
-      <w:r>
-        <w:rPr>
-          <w:color w:val="000000" w:themeColor="text1"/>
-        </w:rPr>
-        <w:t xml:space="preserve"> Developed features for efficient event creation, scheduling, and real-time updates, ensuring seamless synchronization across platforms.</w:t>
-      </w:r>
-    </w:p>
-    <w:p>
-      <w:pPr>
-        <w:pStyle w:val="NoSpacing"/>
-        <w:rPr>
-          <w:color w:val="000000" w:themeColor="text1"/>
-        </w:rPr>
-      </w:pPr>
-      <w:r>
-        <w:rPr>
-          <w:color w:val="000000" w:themeColor="text1"/>
-        </w:rPr>
-        <w:t>-</w:t>
-      </w:r>
-      <w:r>
-        <w:rPr>
-          <w:color w:val="000000" w:themeColor="text1"/>
-        </w:rPr>
-        <w:t xml:space="preserve">  Collaborated with the team to design an intuitive user interface, enhancing usability and accessibility for end-users.</w:t>
-      </w:r>
-    </w:p>
-    <w:p>
-      <w:pPr>
-        <w:pStyle w:val="NoSpacing"/>
-        <w:rPr>
-          <w:rStyle w:val="Heading3Char"/>
-        </w:rPr>
+        <w:spacing w:before="240"/>
       </w:pPr>
     </w:p>
     <w:p>
       <w:pPr>
         <w:pStyle w:val="NoSpacing"/>
-        <w:rPr>
-          <w:color w:val="000000" w:themeColor="text1"/>
-        </w:rPr>
       </w:pPr>
       <w:r>
         <w:rPr>
           <w:rStyle w:val="Heading3Char"/>
         </w:rPr>
+        <w:lastRenderedPageBreak/>
+        <w:t xml:space="preserve">Senior </w:t>
+      </w:r>
+      <w:r>
+        <w:rPr>
+          <w:rStyle w:val="Heading3Char"/>
+        </w:rPr>
+        <w:t>Frontend</w:t>
+      </w:r>
+      <w:r>
+        <w:rPr>
+          <w:rStyle w:val="Heading3Char"/>
+        </w:rPr>
+        <w:t xml:space="preserve"> Engineer | </w:t>
+      </w:r>
+      <w:proofErr w:type="spellStart"/>
+      <w:r>
+        <w:rPr>
+          <w:rStyle w:val="Heading3Char"/>
+        </w:rPr>
+        <w:t>InputKit</w:t>
+      </w:r>
+      <w:proofErr w:type="spellEnd"/>
+      <w:r>
+        <w:rPr>
+          <w:rStyle w:val="Heading3Char"/>
+        </w:rPr>
+        <w:t xml:space="preserve"> | </w:t>
+      </w:r>
+      <w:r>
+        <w:rPr>
+          <w:rFonts w:asciiTheme="majorHAnsi" w:eastAsiaTheme="majorEastAsia" w:hAnsiTheme="majorHAnsi" w:cstheme="majorBidi"/>
+          <w:b/>
+          <w:bCs/>
+          <w:color w:val="4F81BD" w:themeColor="accent1"/>
+        </w:rPr>
+        <w:t>Longueuil, Quebec, Canada (Remote)</w:t>
+      </w:r>
+    </w:p>
+    <w:p>
+      <w:pPr>
+        <w:pStyle w:val="NoSpacing"/>
+        <w:spacing w:after="240"/>
+      </w:pPr>
+      <w:r>
+        <w:t>May 2022 ~ Oct. 2022</w:t>
+      </w:r>
+    </w:p>
+    <w:p>
+      <w:pPr>
+        <w:pStyle w:val="NoSpacing"/>
+      </w:pPr>
+      <w:r>
+        <w:rPr>
+          <w:color w:val="000000" w:themeColor="text1"/>
+        </w:rPr>
+        <w:t xml:space="preserve">- </w:t>
+      </w:r>
+      <w:r>
+        <w:rPr>
+          <w:color w:val="000000" w:themeColor="text1"/>
+        </w:rPr>
+        <w:t xml:space="preserve">Developed and optimized </w:t>
+      </w:r>
+      <w:r>
+        <w:rPr>
+          <w:b/>
+          <w:bCs/>
+          <w:color w:val="000000" w:themeColor="text1"/>
+        </w:rPr>
+        <w:t>responsive interfaces</w:t>
+      </w:r>
+      <w:r>
+        <w:rPr>
+          <w:color w:val="000000" w:themeColor="text1"/>
+        </w:rPr>
+        <w:t xml:space="preserve"> using </w:t>
+      </w:r>
+      <w:r>
+        <w:rPr>
+          <w:b/>
+          <w:bCs/>
+          <w:color w:val="000000" w:themeColor="text1"/>
+        </w:rPr>
+        <w:t>Vue.js</w:t>
+      </w:r>
+      <w:r>
+        <w:rPr>
+          <w:color w:val="000000" w:themeColor="text1"/>
+        </w:rPr>
+        <w:t xml:space="preserve">, </w:t>
+      </w:r>
+      <w:proofErr w:type="spellStart"/>
+      <w:r>
+        <w:rPr>
+          <w:b/>
+          <w:bCs/>
+          <w:color w:val="000000" w:themeColor="text1"/>
+        </w:rPr>
+        <w:t>Vuex</w:t>
+      </w:r>
+      <w:proofErr w:type="spellEnd"/>
+      <w:r>
+        <w:rPr>
+          <w:color w:val="000000" w:themeColor="text1"/>
+        </w:rPr>
+        <w:t xml:space="preserve">, and </w:t>
+      </w:r>
+      <w:r>
+        <w:rPr>
+          <w:b/>
+          <w:bCs/>
+          <w:color w:val="000000" w:themeColor="text1"/>
+        </w:rPr>
+        <w:t>Nuxt.js</w:t>
+      </w:r>
+      <w:r>
+        <w:rPr>
+          <w:color w:val="000000" w:themeColor="text1"/>
+        </w:rPr>
+        <w:t xml:space="preserve"> for </w:t>
+      </w:r>
+      <w:proofErr w:type="spellStart"/>
+      <w:r>
+        <w:rPr>
+          <w:color w:val="000000" w:themeColor="text1"/>
+        </w:rPr>
+        <w:t>InputKit’s</w:t>
+      </w:r>
+      <w:proofErr w:type="spellEnd"/>
+      <w:r>
+        <w:rPr>
+          <w:color w:val="000000" w:themeColor="text1"/>
+        </w:rPr>
+        <w:t xml:space="preserve"> customer feedback platform.</w:t>
+      </w:r>
+    </w:p>
+    <w:p>
+      <w:pPr>
+        <w:pStyle w:val="NoSpacing"/>
+        <w:rPr>
+          <w:color w:val="000000" w:themeColor="text1"/>
+        </w:rPr>
+      </w:pPr>
+      <w:r>
+        <w:rPr>
+          <w:color w:val="000000" w:themeColor="text1"/>
+        </w:rPr>
+        <w:t>-</w:t>
+      </w:r>
+      <w:r>
+        <w:rPr>
+          <w:color w:val="000000" w:themeColor="text1"/>
+        </w:rPr>
+        <w:t xml:space="preserve"> Built </w:t>
+      </w:r>
+      <w:r>
+        <w:rPr>
+          <w:b/>
+          <w:bCs/>
+          <w:color w:val="000000" w:themeColor="text1"/>
+        </w:rPr>
+        <w:t>reusable components</w:t>
+      </w:r>
+      <w:r>
+        <w:rPr>
+          <w:color w:val="000000" w:themeColor="text1"/>
+        </w:rPr>
+        <w:t xml:space="preserve"> and implemented </w:t>
+      </w:r>
+      <w:r>
+        <w:rPr>
+          <w:b/>
+          <w:bCs/>
+          <w:color w:val="000000" w:themeColor="text1"/>
+        </w:rPr>
+        <w:t>state management</w:t>
+      </w:r>
+      <w:r>
+        <w:rPr>
+          <w:color w:val="000000" w:themeColor="text1"/>
+        </w:rPr>
+        <w:t xml:space="preserve"> for efficient, scalable frontend architecture.</w:t>
+      </w:r>
+    </w:p>
+    <w:p>
+      <w:pPr>
+        <w:pStyle w:val="NoSpacing"/>
+        <w:rPr>
+          <w:color w:val="000000" w:themeColor="text1"/>
+        </w:rPr>
+      </w:pPr>
+      <w:r>
+        <w:rPr>
+          <w:color w:val="000000" w:themeColor="text1"/>
+        </w:rPr>
+        <w:t>-</w:t>
+      </w:r>
+      <w:r>
+        <w:rPr>
+          <w:color w:val="000000" w:themeColor="text1"/>
+        </w:rPr>
+        <w:t xml:space="preserve"> Integrated </w:t>
+      </w:r>
+      <w:r>
+        <w:rPr>
+          <w:b/>
+          <w:bCs/>
+          <w:color w:val="000000" w:themeColor="text1"/>
+        </w:rPr>
+        <w:t>RESTful APIs</w:t>
+      </w:r>
+      <w:r>
+        <w:rPr>
+          <w:color w:val="000000" w:themeColor="text1"/>
+        </w:rPr>
+        <w:t xml:space="preserve"> for real-time feedback and analytics dashboards.</w:t>
+      </w:r>
+    </w:p>
+    <w:p>
+      <w:pPr>
+        <w:pStyle w:val="NoSpacing"/>
+        <w:rPr>
+          <w:color w:val="000000" w:themeColor="text1"/>
+        </w:rPr>
+      </w:pPr>
+      <w:r>
+        <w:rPr>
+          <w:color w:val="000000" w:themeColor="text1"/>
+        </w:rPr>
+        <w:t>-</w:t>
+      </w:r>
+      <w:r>
+        <w:rPr>
+          <w:color w:val="000000" w:themeColor="text1"/>
+        </w:rPr>
+        <w:t xml:space="preserve"> Improved </w:t>
+      </w:r>
+      <w:r>
+        <w:rPr>
+          <w:b/>
+          <w:bCs/>
+          <w:color w:val="000000" w:themeColor="text1"/>
+        </w:rPr>
+        <w:t>performance and SEO</w:t>
+      </w:r>
+      <w:r>
+        <w:rPr>
+          <w:color w:val="000000" w:themeColor="text1"/>
+        </w:rPr>
+        <w:t xml:space="preserve"> through </w:t>
+      </w:r>
+      <w:r>
+        <w:rPr>
+          <w:b/>
+          <w:bCs/>
+          <w:color w:val="000000" w:themeColor="text1"/>
+        </w:rPr>
+        <w:t>SSR with Nuxt.js</w:t>
+      </w:r>
+      <w:r>
+        <w:rPr>
+          <w:color w:val="000000" w:themeColor="text1"/>
+        </w:rPr>
+        <w:t>, lazy loading, and code splitting.</w:t>
+      </w:r>
+    </w:p>
+    <w:p>
+      <w:pPr>
+        <w:pStyle w:val="NoSpacing"/>
+        <w:spacing w:after="240"/>
+        <w:rPr>
+          <w:color w:val="000000" w:themeColor="text1"/>
+        </w:rPr>
+      </w:pPr>
+      <w:r>
+        <w:rPr>
+          <w:color w:val="000000" w:themeColor="text1"/>
+        </w:rPr>
+        <w:t>-</w:t>
+      </w:r>
+      <w:r>
+        <w:rPr>
+          <w:color w:val="000000" w:themeColor="text1"/>
+        </w:rPr>
+        <w:t xml:space="preserve"> Collaborated with designers and backend teams to ensure </w:t>
+      </w:r>
+      <w:r>
+        <w:rPr>
+          <w:b/>
+          <w:bCs/>
+          <w:color w:val="000000" w:themeColor="text1"/>
+        </w:rPr>
+        <w:t>consistent UI/UX</w:t>
+      </w:r>
+      <w:r>
+        <w:rPr>
+          <w:color w:val="000000" w:themeColor="text1"/>
+        </w:rPr>
+        <w:t xml:space="preserve"> across the product.</w:t>
+      </w:r>
+    </w:p>
+    <w:p>
+      <w:pPr>
+        <w:pStyle w:val="NoSpacing"/>
+      </w:pPr>
+      <w:r>
+        <w:rPr>
+          <w:rStyle w:val="Heading3Char"/>
+        </w:rPr>
+        <w:t xml:space="preserve">Full-Stack Engineer | </w:t>
+      </w:r>
+      <w:r>
+        <w:rPr>
+          <w:rFonts w:asciiTheme="majorHAnsi" w:eastAsiaTheme="majorEastAsia" w:hAnsiTheme="majorHAnsi" w:cstheme="majorBidi"/>
+          <w:b/>
+          <w:bCs/>
+          <w:color w:val="4F81BD" w:themeColor="accent1"/>
+        </w:rPr>
+        <w:t>KAJ Medical Inc</w:t>
+      </w:r>
+      <w:r>
+        <w:rPr>
+          <w:rFonts w:asciiTheme="majorHAnsi" w:eastAsiaTheme="majorEastAsia" w:hAnsiTheme="majorHAnsi" w:cstheme="majorBidi"/>
+          <w:b/>
+          <w:bCs/>
+          <w:color w:val="4F81BD" w:themeColor="accent1"/>
+        </w:rPr>
+        <w:t xml:space="preserve"> </w:t>
+      </w:r>
+      <w:r>
+        <w:rPr>
+          <w:rStyle w:val="Heading3Char"/>
+        </w:rPr>
+        <w:t>|</w:t>
+      </w:r>
+      <w:r>
+        <w:rPr>
+          <w:rStyle w:val="Heading3Char"/>
+        </w:rPr>
+        <w:t xml:space="preserve"> </w:t>
+      </w:r>
+      <w:r>
+        <w:rPr>
+          <w:rFonts w:asciiTheme="majorHAnsi" w:eastAsiaTheme="majorEastAsia" w:hAnsiTheme="majorHAnsi" w:cstheme="majorBidi"/>
+          <w:b/>
+          <w:bCs/>
+          <w:color w:val="4F81BD" w:themeColor="accent1"/>
+        </w:rPr>
+        <w:t>Jamaica, NY, USA (Remote)</w:t>
+      </w:r>
+    </w:p>
+    <w:p>
+      <w:pPr>
+        <w:pStyle w:val="NoSpacing"/>
+        <w:spacing w:after="240"/>
+      </w:pPr>
+      <w:r>
+        <w:t>Jan. 2021 ~ Feb. 2022</w:t>
+      </w:r>
+    </w:p>
+    <w:p>
+      <w:pPr>
+        <w:pStyle w:val="NoSpacing"/>
+        <w:rPr>
+          <w:color w:val="000000" w:themeColor="text1"/>
+        </w:rPr>
+      </w:pPr>
+      <w:r>
+        <w:rPr>
+          <w:color w:val="000000" w:themeColor="text1"/>
+        </w:rPr>
+        <w:t>-</w:t>
+      </w:r>
+      <w:r>
+        <w:rPr>
+          <w:color w:val="000000" w:themeColor="text1"/>
+        </w:rPr>
+        <w:t xml:space="preserve"> Developed full-stack web applications for a medical-supply-chain fintech platform using </w:t>
+      </w:r>
+      <w:r>
+        <w:rPr>
+          <w:b/>
+          <w:bCs/>
+          <w:color w:val="000000" w:themeColor="text1"/>
+        </w:rPr>
+        <w:t>React</w:t>
+      </w:r>
+      <w:r>
+        <w:rPr>
+          <w:color w:val="000000" w:themeColor="text1"/>
+        </w:rPr>
+        <w:t xml:space="preserve"> (frontend) and </w:t>
+      </w:r>
+      <w:r>
+        <w:rPr>
+          <w:b/>
+          <w:bCs/>
+          <w:color w:val="000000" w:themeColor="text1"/>
+        </w:rPr>
+        <w:t>Python/Django</w:t>
+      </w:r>
+      <w:r>
+        <w:rPr>
+          <w:color w:val="000000" w:themeColor="text1"/>
+        </w:rPr>
+        <w:t xml:space="preserve"> (backend).</w:t>
+      </w:r>
+    </w:p>
+    <w:p>
+      <w:pPr>
+        <w:pStyle w:val="NoSpacing"/>
+        <w:rPr>
+          <w:color w:val="000000" w:themeColor="text1"/>
+        </w:rPr>
+      </w:pPr>
+      <w:r>
+        <w:rPr>
+          <w:color w:val="000000" w:themeColor="text1"/>
+        </w:rPr>
+        <w:t>-</w:t>
+      </w:r>
+      <w:r>
+        <w:rPr>
+          <w:color w:val="000000" w:themeColor="text1"/>
+        </w:rPr>
+        <w:t xml:space="preserve"> Built interfaces and dashboards supporting extended payment-terms programs (up to 180 days), procurement workflows and real-time supply-chain data.</w:t>
+      </w:r>
+    </w:p>
+    <w:p>
+      <w:pPr>
+        <w:pStyle w:val="NoSpacing"/>
+        <w:rPr>
+          <w:color w:val="000000" w:themeColor="text1"/>
+        </w:rPr>
+      </w:pPr>
+      <w:r>
+        <w:rPr>
+          <w:color w:val="000000" w:themeColor="text1"/>
+        </w:rPr>
+        <w:t>-</w:t>
+      </w:r>
+      <w:r>
+        <w:rPr>
+          <w:color w:val="000000" w:themeColor="text1"/>
+        </w:rPr>
+        <w:t xml:space="preserve"> Designed and implemented </w:t>
+      </w:r>
+      <w:r>
+        <w:rPr>
+          <w:b/>
+          <w:bCs/>
+          <w:color w:val="000000" w:themeColor="text1"/>
+        </w:rPr>
+        <w:t>RESTful API</w:t>
+      </w:r>
+      <w:r>
+        <w:rPr>
+          <w:color w:val="000000" w:themeColor="text1"/>
+        </w:rPr>
+        <w:t xml:space="preserve">s in </w:t>
+      </w:r>
+      <w:r>
+        <w:rPr>
+          <w:b/>
+          <w:bCs/>
+          <w:color w:val="000000" w:themeColor="text1"/>
+        </w:rPr>
+        <w:t>Django</w:t>
+      </w:r>
+      <w:r>
+        <w:rPr>
+          <w:color w:val="000000" w:themeColor="text1"/>
+        </w:rPr>
+        <w:t xml:space="preserve"> to support trade-finance features, partner onboarding and complex data workflows.</w:t>
+      </w:r>
+    </w:p>
+    <w:p>
+      <w:pPr>
+        <w:pStyle w:val="NoSpacing"/>
+        <w:rPr>
+          <w:color w:val="000000" w:themeColor="text1"/>
+        </w:rPr>
+      </w:pPr>
+      <w:r>
+        <w:rPr>
+          <w:color w:val="000000" w:themeColor="text1"/>
+        </w:rPr>
+        <w:t>-</w:t>
+      </w:r>
+      <w:r>
+        <w:rPr>
+          <w:color w:val="000000" w:themeColor="text1"/>
+        </w:rPr>
+        <w:t xml:space="preserve"> Collaborated with procurement, finance and logistics teams to digiti</w:t>
+      </w:r>
+      <w:r>
+        <w:rPr>
+          <w:color w:val="000000" w:themeColor="text1"/>
+        </w:rPr>
+        <w:t>z</w:t>
+      </w:r>
+      <w:r>
+        <w:rPr>
+          <w:color w:val="000000" w:themeColor="text1"/>
+        </w:rPr>
+        <w:t>e and automate medical device supply-chain operations, improving accuracy and efficiency.</w:t>
+      </w:r>
+    </w:p>
+    <w:p>
+      <w:pPr>
+        <w:pStyle w:val="NoSpacing"/>
+        <w:spacing w:after="240"/>
+        <w:rPr>
+          <w:rStyle w:val="Heading3Char"/>
+          <w:rFonts w:asciiTheme="minorHAnsi" w:eastAsiaTheme="minorEastAsia" w:hAnsiTheme="minorHAnsi" w:cstheme="minorBidi"/>
+          <w:b w:val="0"/>
+          <w:bCs w:val="0"/>
+          <w:color w:val="000000" w:themeColor="text1"/>
+        </w:rPr>
+      </w:pPr>
+      <w:r>
+        <w:rPr>
+          <w:color w:val="000000" w:themeColor="text1"/>
+        </w:rPr>
+        <w:t>-</w:t>
+      </w:r>
+      <w:r>
+        <w:rPr>
+          <w:color w:val="000000" w:themeColor="text1"/>
+        </w:rPr>
+        <w:t xml:space="preserve"> Optimi</w:t>
+      </w:r>
+      <w:r>
+        <w:rPr>
+          <w:color w:val="000000" w:themeColor="text1"/>
+        </w:rPr>
+        <w:t>z</w:t>
+      </w:r>
+      <w:r>
+        <w:rPr>
+          <w:color w:val="000000" w:themeColor="text1"/>
+        </w:rPr>
+        <w:t>ed performance, security and scalable architecture in a regulated healthcare-finance environment.</w:t>
+      </w:r>
+    </w:p>
+    <w:p>
+      <w:pPr>
+        <w:pStyle w:val="NoSpacing"/>
+        <w:spacing w:after="240"/>
+      </w:pPr>
+      <w:r>
+        <w:rPr>
+          <w:rStyle w:val="Heading3Char"/>
+        </w:rPr>
         <w:t xml:space="preserve">Junior Full-Stack Developer | </w:t>
       </w:r>
+      <w:proofErr w:type="spellStart"/>
       <w:r>
         <w:rPr>
           <w:rStyle w:val="Heading3Char"/>
         </w:rPr>
-        <w:t>GiftCash</w:t>
-      </w:r>
+        <w:t>AlphaSwap</w:t>
+      </w:r>
+      <w:proofErr w:type="spellEnd"/>
       <w:r>
         <w:rPr>
           <w:rStyle w:val="Heading3Char"/>
@@ -558,62 +1125,338 @@
       </w:r>
       <w:r>
         <w:rPr>
+          <w:rFonts w:asciiTheme="majorHAnsi" w:eastAsiaTheme="majorEastAsia" w:hAnsiTheme="majorHAnsi" w:cstheme="majorBidi"/>
+          <w:b/>
+          <w:bCs/>
+          <w:color w:val="4F81BD" w:themeColor="accent1"/>
+        </w:rPr>
+        <w:t>London, UK (Remote)</w:t>
+      </w:r>
+      <w:r>
+        <w:rPr>
           <w:rStyle w:val="Heading3Char"/>
         </w:rPr>
-        <w:t>Canada (Contract, Remote)</w:t>
-      </w:r>
-      <w:r>
-        <w:rPr>
-          <w:rStyle w:val="Heading3Char"/>
-        </w:rPr>
         <w:br/>
       </w:r>
       <w:r>
-        <w:t>Feb 2017 – Apr 2018</w:t>
-      </w:r>
-      <w:r>
-        <w:br/>
-      </w:r>
-      <w:r>
-        <w:br/>
-      </w:r>
-      <w:r>
-        <w:rPr>
-          <w:color w:val="000000" w:themeColor="text1"/>
-        </w:rPr>
-        <w:t xml:space="preserve">- </w:t>
-      </w:r>
-      <w:r>
-        <w:rPr>
-          <w:color w:val="000000" w:themeColor="text1"/>
-        </w:rPr>
-        <w:t>Contributed to the development of GiftCash's web platform by building and maintaining backend systems using PHP (Laravel) and creating interactive user interfaces with React.js.</w:t>
-      </w:r>
-      <w:r>
-        <w:rPr>
-          <w:color w:val="000000" w:themeColor="text1"/>
-        </w:rPr>
-        <w:br/>
-        <w:t xml:space="preserve">- </w:t>
-      </w:r>
-      <w:r>
-        <w:rPr>
-          <w:color w:val="000000" w:themeColor="text1"/>
-        </w:rPr>
-        <w:t>Worked on the integration of secure payment systems, optimizing backend API performance to ensure efficient processing of gift card transactions and seamless user experience.</w:t>
-      </w:r>
-      <w:r>
-        <w:rPr>
-          <w:color w:val="000000" w:themeColor="text1"/>
-        </w:rPr>
-        <w:br/>
-        <w:t xml:space="preserve">- </w:t>
-      </w:r>
-      <w:r>
-        <w:rPr>
-          <w:color w:val="000000" w:themeColor="text1"/>
-        </w:rPr>
-        <w:t>Collaborated with the team to modularize and scale frontend components, improving application performance and enhancing the overall customer journey on the platform.</w:t>
+        <w:t>Apr. 2018 ~ Nov. 2020</w:t>
+      </w:r>
+    </w:p>
+    <w:p>
+      <w:pPr>
+        <w:pStyle w:val="NoSpacing"/>
+      </w:pPr>
+      <w:r>
+        <w:rPr>
+          <w:color w:val="000000" w:themeColor="text1"/>
+        </w:rPr>
+        <w:t>-</w:t>
+      </w:r>
+      <w:r>
+        <w:rPr>
+          <w:color w:val="000000" w:themeColor="text1"/>
+        </w:rPr>
+        <w:t xml:space="preserve"> Built and maintained </w:t>
+      </w:r>
+      <w:r>
+        <w:rPr>
+          <w:b/>
+          <w:bCs/>
+          <w:color w:val="000000" w:themeColor="text1"/>
+        </w:rPr>
+        <w:t>investment technology applications</w:t>
+      </w:r>
+      <w:r>
+        <w:rPr>
+          <w:color w:val="000000" w:themeColor="text1"/>
+        </w:rPr>
+        <w:t xml:space="preserve"> powering </w:t>
+      </w:r>
+      <w:proofErr w:type="spellStart"/>
+      <w:r>
+        <w:rPr>
+          <w:color w:val="000000" w:themeColor="text1"/>
+        </w:rPr>
+        <w:t>AlphaSwap’s</w:t>
+      </w:r>
+      <w:proofErr w:type="spellEnd"/>
+      <w:r>
+        <w:rPr>
+          <w:color w:val="000000" w:themeColor="text1"/>
+        </w:rPr>
+        <w:t xml:space="preserve"> </w:t>
+      </w:r>
+      <w:r>
+        <w:rPr>
+          <w:b/>
+          <w:bCs/>
+          <w:color w:val="000000" w:themeColor="text1"/>
+        </w:rPr>
+        <w:t>Data-as-a-Service</w:t>
+      </w:r>
+      <w:r>
+        <w:rPr>
+          <w:color w:val="000000" w:themeColor="text1"/>
+        </w:rPr>
+        <w:t xml:space="preserve"> platform using </w:t>
+      </w:r>
+      <w:r>
+        <w:rPr>
+          <w:b/>
+          <w:bCs/>
+          <w:color w:val="000000" w:themeColor="text1"/>
+        </w:rPr>
+        <w:t>React</w:t>
+      </w:r>
+      <w:r>
+        <w:rPr>
+          <w:color w:val="000000" w:themeColor="text1"/>
+        </w:rPr>
+        <w:t xml:space="preserve">, </w:t>
+      </w:r>
+      <w:r>
+        <w:rPr>
+          <w:b/>
+          <w:bCs/>
+          <w:color w:val="000000" w:themeColor="text1"/>
+        </w:rPr>
+        <w:t>Nest.js</w:t>
+      </w:r>
+      <w:r>
+        <w:rPr>
+          <w:color w:val="000000" w:themeColor="text1"/>
+        </w:rPr>
+        <w:t xml:space="preserve">, and </w:t>
+      </w:r>
+      <w:r>
+        <w:rPr>
+          <w:b/>
+          <w:bCs/>
+          <w:color w:val="000000" w:themeColor="text1"/>
+        </w:rPr>
+        <w:t>PostgreSQL</w:t>
+      </w:r>
+      <w:r>
+        <w:rPr>
+          <w:color w:val="000000" w:themeColor="text1"/>
+        </w:rPr>
+        <w:t>.</w:t>
+      </w:r>
+    </w:p>
+    <w:p>
+      <w:pPr>
+        <w:pStyle w:val="NoSpacing"/>
+        <w:rPr>
+          <w:color w:val="000000" w:themeColor="text1"/>
+        </w:rPr>
+      </w:pPr>
+      <w:r>
+        <w:rPr>
+          <w:color w:val="000000" w:themeColor="text1"/>
+        </w:rPr>
+        <w:t>-</w:t>
+      </w:r>
+      <w:r>
+        <w:rPr>
+          <w:color w:val="000000" w:themeColor="text1"/>
+        </w:rPr>
+        <w:t xml:space="preserve"> Developed </w:t>
+      </w:r>
+      <w:r>
+        <w:rPr>
+          <w:b/>
+          <w:bCs/>
+          <w:color w:val="000000" w:themeColor="text1"/>
+        </w:rPr>
+        <w:t>responsive, data-driven UIs</w:t>
+      </w:r>
+      <w:r>
+        <w:rPr>
+          <w:color w:val="000000" w:themeColor="text1"/>
+        </w:rPr>
+        <w:t xml:space="preserve"> in React and integrated complex state management with </w:t>
+      </w:r>
+      <w:r>
+        <w:rPr>
+          <w:b/>
+          <w:bCs/>
+          <w:color w:val="000000" w:themeColor="text1"/>
+        </w:rPr>
+        <w:t>easy-peasy</w:t>
+      </w:r>
+      <w:r>
+        <w:rPr>
+          <w:color w:val="000000" w:themeColor="text1"/>
+        </w:rPr>
+        <w:t xml:space="preserve"> for scalable performance.</w:t>
+      </w:r>
+    </w:p>
+    <w:p>
+      <w:pPr>
+        <w:pStyle w:val="NoSpacing"/>
+        <w:rPr>
+          <w:color w:val="000000" w:themeColor="text1"/>
+        </w:rPr>
+      </w:pPr>
+      <w:r>
+        <w:rPr>
+          <w:color w:val="000000" w:themeColor="text1"/>
+        </w:rPr>
+        <w:t>-</w:t>
+      </w:r>
+      <w:r>
+        <w:rPr>
+          <w:color w:val="000000" w:themeColor="text1"/>
+        </w:rPr>
+        <w:t xml:space="preserve"> Implemented </w:t>
+      </w:r>
+      <w:r>
+        <w:rPr>
+          <w:b/>
+          <w:bCs/>
+          <w:color w:val="000000" w:themeColor="text1"/>
+        </w:rPr>
+        <w:t xml:space="preserve">RESTful and </w:t>
+      </w:r>
+      <w:proofErr w:type="spellStart"/>
+      <w:r>
+        <w:rPr>
+          <w:b/>
+          <w:bCs/>
+          <w:color w:val="000000" w:themeColor="text1"/>
+        </w:rPr>
+        <w:t>GraphQL</w:t>
+      </w:r>
+      <w:proofErr w:type="spellEnd"/>
+      <w:r>
+        <w:rPr>
+          <w:b/>
+          <w:bCs/>
+          <w:color w:val="000000" w:themeColor="text1"/>
+        </w:rPr>
+        <w:t xml:space="preserve"> APIs</w:t>
+      </w:r>
+      <w:r>
+        <w:rPr>
+          <w:color w:val="000000" w:themeColor="text1"/>
+        </w:rPr>
+        <w:t xml:space="preserve"> in </w:t>
+      </w:r>
+      <w:r>
+        <w:rPr>
+          <w:b/>
+          <w:bCs/>
+          <w:color w:val="000000" w:themeColor="text1"/>
+        </w:rPr>
+        <w:t>Nest.js</w:t>
+      </w:r>
+      <w:r>
+        <w:rPr>
+          <w:color w:val="000000" w:themeColor="text1"/>
+        </w:rPr>
+        <w:t xml:space="preserve"> to handle real-time stock data, user voting, and portfolio analytics.</w:t>
+      </w:r>
+    </w:p>
+    <w:p>
+      <w:pPr>
+        <w:pStyle w:val="NoSpacing"/>
+        <w:rPr>
+          <w:color w:val="000000" w:themeColor="text1"/>
+        </w:rPr>
+      </w:pPr>
+      <w:r>
+        <w:rPr>
+          <w:color w:val="000000" w:themeColor="text1"/>
+        </w:rPr>
+        <w:t>-</w:t>
+      </w:r>
+      <w:r>
+        <w:rPr>
+          <w:color w:val="000000" w:themeColor="text1"/>
+        </w:rPr>
+        <w:t xml:space="preserve"> Optimized database queries and schema design in </w:t>
+      </w:r>
+      <w:r>
+        <w:rPr>
+          <w:b/>
+          <w:bCs/>
+          <w:color w:val="000000" w:themeColor="text1"/>
+        </w:rPr>
+        <w:t>PostgreSQL</w:t>
+      </w:r>
+      <w:r>
+        <w:rPr>
+          <w:color w:val="000000" w:themeColor="text1"/>
+        </w:rPr>
+        <w:t xml:space="preserve"> to support high-volume financial data with low latency.</w:t>
+      </w:r>
+    </w:p>
+    <w:p>
+      <w:pPr>
+        <w:pStyle w:val="NoSpacing"/>
+        <w:rPr>
+          <w:color w:val="000000" w:themeColor="text1"/>
+        </w:rPr>
+      </w:pPr>
+      <w:r>
+        <w:rPr>
+          <w:color w:val="000000" w:themeColor="text1"/>
+        </w:rPr>
+        <w:t>-</w:t>
+      </w:r>
+      <w:r>
+        <w:rPr>
+          <w:color w:val="000000" w:themeColor="text1"/>
+        </w:rPr>
+        <w:t xml:space="preserve"> Collaborated with product and data science teams to </w:t>
+      </w:r>
+      <w:r>
+        <w:rPr>
+          <w:b/>
+          <w:bCs/>
+          <w:color w:val="000000" w:themeColor="text1"/>
+        </w:rPr>
+        <w:t>visualize investment insights</w:t>
+      </w:r>
+      <w:r>
+        <w:rPr>
+          <w:color w:val="000000" w:themeColor="text1"/>
+        </w:rPr>
+        <w:t xml:space="preserve"> and streamline workflow between frontend and backend systems.</w:t>
+      </w:r>
+    </w:p>
+    <w:p>
+      <w:pPr>
+        <w:pStyle w:val="NoSpacing"/>
+        <w:rPr>
+          <w:color w:val="000000" w:themeColor="text1"/>
+        </w:rPr>
+      </w:pPr>
+      <w:r>
+        <w:rPr>
+          <w:color w:val="000000" w:themeColor="text1"/>
+        </w:rPr>
+        <w:t>-</w:t>
+      </w:r>
+      <w:r>
+        <w:rPr>
+          <w:color w:val="000000" w:themeColor="text1"/>
+        </w:rPr>
+        <w:t xml:space="preserve"> Ensured </w:t>
+      </w:r>
+      <w:r>
+        <w:rPr>
+          <w:b/>
+          <w:bCs/>
+          <w:color w:val="000000" w:themeColor="text1"/>
+        </w:rPr>
+        <w:t>security, performance, and maintainability</w:t>
+      </w:r>
+      <w:r>
+        <w:rPr>
+          <w:color w:val="000000" w:themeColor="text1"/>
+        </w:rPr>
+        <w:t xml:space="preserve"> through modular architecture and automated testing.</w:t>
       </w:r>
     </w:p>
     <w:p>
@@ -1573,6 +2416,7 @@
   <w:style w:type="character" w:default="1" w:styleId="DefaultParagraphFont">
     <w:name w:val="Default Paragraph Font"/>
     <w:uiPriority w:val="1"/>
+    <w:semiHidden/>
     <w:unhideWhenUsed/>
   </w:style>
   <w:style w:type="table" w:default="1" w:styleId="TableNormal">

--- a/public/cv/jorie-2025.docx
+++ b/public/cv/jorie-2025.docx
@@ -206,14 +206,6 @@
     <w:p>
       <w:pPr>
         <w:pStyle w:val="Heading2"/>
-      </w:pPr>
-      <w:r>
-        <w:t>Core Skills</w:t>
-      </w:r>
-      <w:r>
-        <w:br/>
-      </w:r>
-      <w:r>
         <w:rPr>
           <w:b w:val="0"/>
           <w:bCs w:val="0"/>
@@ -221,7 +213,12 @@
           <w:sz w:val="22"/>
           <w:szCs w:val="22"/>
         </w:rPr>
-        <w:t xml:space="preserve"> </w:t>
+      </w:pPr>
+      <w:r>
+        <w:t>Core Skills</w:t>
+      </w:r>
+      <w:r>
+        <w:br/>
       </w:r>
       <w:r>
         <w:rPr>
@@ -231,9 +228,16 @@
           <w:sz w:val="22"/>
           <w:szCs w:val="22"/>
         </w:rPr>
-        <w:t xml:space="preserve">JavaScript (React.js, Next.js, Vue.js, Angular), TypeScript, HTML5, CSS3, </w:t>
-      </w:r>
-      <w:proofErr w:type="spellStart"/>
+        <w:t xml:space="preserve"> </w:t>
+      </w:r>
+      <w:r>
+        <w:rPr>
+          <w:color w:val="000000" w:themeColor="text1"/>
+          <w:sz w:val="22"/>
+          <w:szCs w:val="22"/>
+        </w:rPr>
+        <w:t>Frontend</w:t>
+      </w:r>
       <w:r>
         <w:rPr>
           <w:b w:val="0"/>
@@ -242,9 +246,9 @@
           <w:sz w:val="22"/>
           <w:szCs w:val="22"/>
         </w:rPr>
-        <w:t>TailwindCSS</w:t>
-      </w:r>
-      <w:proofErr w:type="spellEnd"/>
+        <w:t xml:space="preserve">: JavaScript (React.js, Next.js, Vue.js, Angular), TypeScript, </w:t>
+      </w:r>
+      <w:proofErr w:type="spellStart"/>
       <w:r>
         <w:rPr>
           <w:b w:val="0"/>
@@ -253,9 +257,9 @@
           <w:sz w:val="22"/>
           <w:szCs w:val="22"/>
         </w:rPr>
-        <w:t xml:space="preserve">, </w:t>
-      </w:r>
-      <w:proofErr w:type="spellStart"/>
+        <w:t>TailwindCSS</w:t>
+      </w:r>
+      <w:proofErr w:type="spellEnd"/>
       <w:r>
         <w:rPr>
           <w:b w:val="0"/>
@@ -264,10 +268,13 @@
           <w:sz w:val="22"/>
           <w:szCs w:val="22"/>
         </w:rPr>
-        <w:t>DaisyUI</w:t>
-      </w:r>
-      <w:proofErr w:type="spellEnd"/>
-      <w:r>
+        <w:t>, Storybook</w:t>
+      </w:r>
+    </w:p>
+    <w:p>
+      <w:pPr>
+        <w:pStyle w:val="Heading2"/>
+        <w:spacing w:before="0"/>
         <w:rPr>
           <w:b w:val="0"/>
           <w:bCs w:val="0"/>
@@ -275,9 +282,7 @@
           <w:sz w:val="22"/>
           <w:szCs w:val="22"/>
         </w:rPr>
-        <w:t xml:space="preserve">, Storybook, API Integration, Node.js, Python (Django, </w:t>
-      </w:r>
-      <w:proofErr w:type="spellStart"/>
+      </w:pPr>
       <w:r>
         <w:rPr>
           <w:b w:val="0"/>
@@ -286,9 +291,16 @@
           <w:sz w:val="22"/>
           <w:szCs w:val="22"/>
         </w:rPr>
-        <w:t>FastAPI</w:t>
-      </w:r>
-      <w:proofErr w:type="spellEnd"/>
+        <w:t xml:space="preserve"> </w:t>
+      </w:r>
+      <w:r>
+        <w:rPr>
+          <w:color w:val="000000" w:themeColor="text1"/>
+          <w:sz w:val="22"/>
+          <w:szCs w:val="22"/>
+        </w:rPr>
+        <w:t>Backend</w:t>
+      </w:r>
       <w:r>
         <w:rPr>
           <w:b w:val="0"/>
@@ -297,8 +309,9 @@
           <w:sz w:val="22"/>
           <w:szCs w:val="22"/>
         </w:rPr>
-        <w:t>), PHP (Laravel, Yii)</w:t>
-      </w:r>
+        <w:t xml:space="preserve">: Node.js, Python (Django, </w:t>
+      </w:r>
+      <w:proofErr w:type="spellStart"/>
       <w:r>
         <w:rPr>
           <w:b w:val="0"/>
@@ -307,7 +320,18 @@
           <w:sz w:val="22"/>
           <w:szCs w:val="22"/>
         </w:rPr>
-        <w:t>, Java</w:t>
+        <w:t>FastAPI</w:t>
+      </w:r>
+      <w:proofErr w:type="spellEnd"/>
+      <w:r>
+        <w:rPr>
+          <w:b w:val="0"/>
+          <w:bCs w:val="0"/>
+          <w:color w:val="000000" w:themeColor="text1"/>
+          <w:sz w:val="22"/>
+          <w:szCs w:val="22"/>
+        </w:rPr>
+        <w:t>), PHP (Laravel, Yii), Java (Spring Boot)</w:t>
       </w:r>
     </w:p>
     <w:p>
@@ -323,27 +347,51 @@
         <w:rPr>
           <w:color w:val="000000" w:themeColor="text1"/>
         </w:rPr>
-        <w:t>Git,</w:t>
-      </w:r>
-      <w:r>
-        <w:rPr>
-          <w:color w:val="000000" w:themeColor="text1"/>
-        </w:rPr>
-        <w:t xml:space="preserve"> </w:t>
-      </w:r>
-      <w:r>
-        <w:rPr>
-          <w:color w:val="000000" w:themeColor="text1"/>
-        </w:rPr>
-        <w:t xml:space="preserve">MongoDB, PostgreSQL, SQL, AWS (ECS, Lambda, RDS, S3), Jenkins, GitHub Actions Webpack, Docker, Microservices, RESTful APIs, </w:t>
+        <w:t>AWS (ECS, Lambda, RDS, S3), Google Cloud, Azure</w:t>
+      </w:r>
+      <w:r>
+        <w:rPr>
+          <w:color w:val="000000" w:themeColor="text1"/>
+        </w:rPr>
+        <w:t xml:space="preserve">, </w:t>
+      </w:r>
+      <w:r>
+        <w:rPr>
+          <w:color w:val="000000" w:themeColor="text1"/>
+        </w:rPr>
+        <w:t>Docker, Kubernetes, Jenkins, GitHub Actions</w:t>
+      </w:r>
+      <w:r>
+        <w:t xml:space="preserve">, </w:t>
+      </w:r>
+      <w:r>
+        <w:t>Terraform, Ansible</w:t>
+      </w:r>
+      <w:r>
+        <w:t xml:space="preserve">, </w:t>
+      </w:r>
+      <w:r>
+        <w:t>TensorFlow</w:t>
+      </w:r>
+      <w:r>
+        <w:t xml:space="preserve">, </w:t>
+      </w:r>
+      <w:r>
+        <w:t xml:space="preserve">OpenAI (GPT models), </w:t>
       </w:r>
       <w:proofErr w:type="spellStart"/>
       <w:r>
-        <w:t>GraphQL</w:t>
+        <w:t>SpaCy</w:t>
       </w:r>
       <w:proofErr w:type="spellEnd"/>
       <w:r>
-        <w:t xml:space="preserve">, OAuth/JWT Authentication, Azure, Google Cloud, Blockchain Integrations (Solidity, Hyperledger), </w:t>
+        <w:t>, Hugging Face</w:t>
+      </w:r>
+      <w:r>
+        <w:t xml:space="preserve">, </w:t>
+      </w:r>
+      <w:r>
+        <w:t>Pandas, NumPy, Matplotlib</w:t>
       </w:r>
     </w:p>
     <w:p>
@@ -420,11 +468,21 @@
         <w:rPr>
           <w:color w:val="000000" w:themeColor="text1"/>
         </w:rPr>
-        <w:t xml:space="preserve">- Led the development of frontend (Next.js, </w:t>
+        <w:t>- Led the development of frontend (</w:t>
+      </w:r>
+      <w:r>
+        <w:rPr>
+          <w:b/>
+          <w:bCs/>
+          <w:color w:val="000000" w:themeColor="text1"/>
+        </w:rPr>
+        <w:t xml:space="preserve">Next.js, </w:t>
       </w:r>
       <w:proofErr w:type="spellStart"/>
       <w:r>
         <w:rPr>
+          <w:b/>
+          <w:bCs/>
           <w:color w:val="000000" w:themeColor="text1"/>
         </w:rPr>
         <w:t>DaisyUI</w:t>
@@ -432,6 +490,8 @@
       <w:proofErr w:type="spellEnd"/>
       <w:r>
         <w:rPr>
+          <w:b/>
+          <w:bCs/>
           <w:color w:val="000000" w:themeColor="text1"/>
         </w:rPr>
         <w:t xml:space="preserve">, </w:t>
@@ -439,6 +499,8 @@
       <w:proofErr w:type="spellStart"/>
       <w:r>
         <w:rPr>
+          <w:b/>
+          <w:bCs/>
           <w:color w:val="000000" w:themeColor="text1"/>
         </w:rPr>
         <w:t>GraphQL</w:t>
@@ -446,6 +508,8 @@
       <w:proofErr w:type="spellEnd"/>
       <w:r>
         <w:rPr>
+          <w:b/>
+          <w:bCs/>
           <w:color w:val="000000" w:themeColor="text1"/>
         </w:rPr>
         <w:t xml:space="preserve">, </w:t>
@@ -453,6 +517,8 @@
       <w:proofErr w:type="spellStart"/>
       <w:r>
         <w:rPr>
+          <w:b/>
+          <w:bCs/>
           <w:color w:val="000000" w:themeColor="text1"/>
         </w:rPr>
         <w:t>TailwindCSS</w:t>
@@ -469,11 +535,27 @@
           <w:color w:val="000000" w:themeColor="text1"/>
         </w:rPr>
         <w:br/>
-        <w:t xml:space="preserve">- Designed and implemented highly interactive and responsive user interfaces using Next.js and </w:t>
+        <w:t xml:space="preserve">- Designed and implemented highly interactive and responsive user interfaces using </w:t>
+      </w:r>
+      <w:r>
+        <w:rPr>
+          <w:b/>
+          <w:bCs/>
+          <w:color w:val="000000" w:themeColor="text1"/>
+        </w:rPr>
+        <w:t>Next.js</w:t>
+      </w:r>
+      <w:r>
+        <w:rPr>
+          <w:color w:val="000000" w:themeColor="text1"/>
+        </w:rPr>
+        <w:t xml:space="preserve"> and </w:t>
       </w:r>
       <w:proofErr w:type="spellStart"/>
       <w:r>
         <w:rPr>
+          <w:b/>
+          <w:bCs/>
           <w:color w:val="000000" w:themeColor="text1"/>
         </w:rPr>
         <w:t>TailwindCSS</w:t>
@@ -490,7 +572,21 @@
           <w:color w:val="000000" w:themeColor="text1"/>
         </w:rPr>
         <w:br/>
-        <w:t xml:space="preserve">- Built scalable RESTful APIs consumed by Next.js frontend and mobile </w:t>
+        <w:t xml:space="preserve">- Built scalable </w:t>
+      </w:r>
+      <w:r>
+        <w:rPr>
+          <w:b/>
+          <w:bCs/>
+          <w:color w:val="000000" w:themeColor="text1"/>
+        </w:rPr>
+        <w:t>RESTful APIs</w:t>
+      </w:r>
+      <w:r>
+        <w:rPr>
+          <w:color w:val="000000" w:themeColor="text1"/>
+        </w:rPr>
+        <w:t xml:space="preserve"> consumed by Next.js frontend and mobile </w:t>
       </w:r>
       <w:r>
         <w:rPr>
@@ -509,7 +605,21 @@
           <w:color w:val="000000" w:themeColor="text1"/>
         </w:rPr>
         <w:br/>
-        <w:t>- Worked on integrating frontend with backend services for CRM, analytics, and investor management, ensuring seamless data flow and real-time analytics.</w:t>
+        <w:t xml:space="preserve">- Worked on integrating frontend with backend services for </w:t>
+      </w:r>
+      <w:r>
+        <w:rPr>
+          <w:b/>
+          <w:bCs/>
+          <w:color w:val="000000" w:themeColor="text1"/>
+        </w:rPr>
+        <w:t>CRM</w:t>
+      </w:r>
+      <w:r>
+        <w:rPr>
+          <w:color w:val="000000" w:themeColor="text1"/>
+        </w:rPr>
+        <w:t>, analytics, and investor management, ensuring seamless data flow and real-time analytics.</w:t>
       </w:r>
       <w:r>
         <w:rPr>
@@ -521,6 +631,8 @@
       <w:proofErr w:type="spellStart"/>
       <w:r>
         <w:rPr>
+          <w:b/>
+          <w:bCs/>
           <w:color w:val="000000" w:themeColor="text1"/>
         </w:rPr>
         <w:t>DaisyUI</w:t>
@@ -2416,7 +2528,6 @@
   <w:style w:type="character" w:default="1" w:styleId="DefaultParagraphFont">
     <w:name w:val="Default Paragraph Font"/>
     <w:uiPriority w:val="1"/>
-    <w:semiHidden/>
     <w:unhideWhenUsed/>
   </w:style>
   <w:style w:type="table" w:default="1" w:styleId="TableNormal">

--- a/public/cv/jorie-2025.docx
+++ b/public/cv/jorie-2025.docx
@@ -27,7 +27,16 @@
         <w:t>📞</w:t>
       </w:r>
       <w:r>
-        <w:t xml:space="preserve"> +63 910 236 6370 | </w:t>
+        <w:t xml:space="preserve"> +63 </w:t>
+      </w:r>
+      <w:r>
+        <w:t>994 341 9752</w:t>
+      </w:r>
+      <w:r>
+        <w:t xml:space="preserve"> </w:t>
+      </w:r>
+      <w:r>
+        <w:t xml:space="preserve">| </w:t>
       </w:r>
       <w:r>
         <w:rPr>
@@ -246,10 +255,13 @@
           <w:sz w:val="22"/>
           <w:szCs w:val="22"/>
         </w:rPr>
-        <w:t xml:space="preserve">: JavaScript (React.js, Next.js, Vue.js, Angular), TypeScript, </w:t>
-      </w:r>
-      <w:proofErr w:type="spellStart"/>
-      <w:r>
+        <w:t>: JavaScript (React.js, Next.js, Vue.js, Angular), TypeScript, TailwindCSS, Storybook</w:t>
+      </w:r>
+    </w:p>
+    <w:p>
+      <w:pPr>
+        <w:pStyle w:val="Heading2"/>
+        <w:spacing w:before="0"/>
         <w:rPr>
           <w:b w:val="0"/>
           <w:bCs w:val="0"/>
@@ -257,9 +269,7 @@
           <w:sz w:val="22"/>
           <w:szCs w:val="22"/>
         </w:rPr>
-        <w:t>TailwindCSS</w:t>
-      </w:r>
-      <w:proofErr w:type="spellEnd"/>
+      </w:pPr>
       <w:r>
         <w:rPr>
           <w:b w:val="0"/>
@@ -268,13 +278,17 @@
           <w:sz w:val="22"/>
           <w:szCs w:val="22"/>
         </w:rPr>
-        <w:t>, Storybook</w:t>
-      </w:r>
-    </w:p>
-    <w:p>
-      <w:pPr>
-        <w:pStyle w:val="Heading2"/>
-        <w:spacing w:before="0"/>
+        <w:t xml:space="preserve"> </w:t>
+      </w:r>
+      <w:r>
+        <w:rPr>
+          <w:color w:val="000000" w:themeColor="text1"/>
+          <w:sz w:val="22"/>
+          <w:szCs w:val="22"/>
+        </w:rPr>
+        <w:t>Backend</w:t>
+      </w:r>
+      <w:r>
         <w:rPr>
           <w:b w:val="0"/>
           <w:bCs w:val="0"/>
@@ -282,56 +296,7 @@
           <w:sz w:val="22"/>
           <w:szCs w:val="22"/>
         </w:rPr>
-      </w:pPr>
-      <w:r>
-        <w:rPr>
-          <w:b w:val="0"/>
-          <w:bCs w:val="0"/>
-          <w:color w:val="000000" w:themeColor="text1"/>
-          <w:sz w:val="22"/>
-          <w:szCs w:val="22"/>
-        </w:rPr>
-        <w:t xml:space="preserve"> </w:t>
-      </w:r>
-      <w:r>
-        <w:rPr>
-          <w:color w:val="000000" w:themeColor="text1"/>
-          <w:sz w:val="22"/>
-          <w:szCs w:val="22"/>
-        </w:rPr>
-        <w:t>Backend</w:t>
-      </w:r>
-      <w:r>
-        <w:rPr>
-          <w:b w:val="0"/>
-          <w:bCs w:val="0"/>
-          <w:color w:val="000000" w:themeColor="text1"/>
-          <w:sz w:val="22"/>
-          <w:szCs w:val="22"/>
-        </w:rPr>
-        <w:t xml:space="preserve">: Node.js, Python (Django, </w:t>
-      </w:r>
-      <w:proofErr w:type="spellStart"/>
-      <w:r>
-        <w:rPr>
-          <w:b w:val="0"/>
-          <w:bCs w:val="0"/>
-          <w:color w:val="000000" w:themeColor="text1"/>
-          <w:sz w:val="22"/>
-          <w:szCs w:val="22"/>
-        </w:rPr>
-        <w:t>FastAPI</w:t>
-      </w:r>
-      <w:proofErr w:type="spellEnd"/>
-      <w:r>
-        <w:rPr>
-          <w:b w:val="0"/>
-          <w:bCs w:val="0"/>
-          <w:color w:val="000000" w:themeColor="text1"/>
-          <w:sz w:val="22"/>
-          <w:szCs w:val="22"/>
-        </w:rPr>
-        <w:t>), PHP (Laravel, Yii), Java (Spring Boot)</w:t>
+        <w:t>: Node.js, Python (Django, FastAPI), PHP (Laravel, Yii), Java (Spring Boot)</w:t>
       </w:r>
     </w:p>
     <w:p>
@@ -377,15 +342,7 @@
         <w:t xml:space="preserve">, </w:t>
       </w:r>
       <w:r>
-        <w:t xml:space="preserve">OpenAI (GPT models), </w:t>
-      </w:r>
-      <w:proofErr w:type="spellStart"/>
-      <w:r>
-        <w:t>SpaCy</w:t>
-      </w:r>
-      <w:proofErr w:type="spellEnd"/>
-      <w:r>
-        <w:t>, Hugging Face</w:t>
+        <w:t>OpenAI (GPT models), SpaCy, Hugging Face</w:t>
       </w:r>
       <w:r>
         <w:t xml:space="preserve">, </w:t>
@@ -422,21 +379,7 @@
         <w:rPr>
           <w:rStyle w:val="Heading3Char"/>
         </w:rPr>
-        <w:t xml:space="preserve"> Engineer | </w:t>
-      </w:r>
-      <w:proofErr w:type="spellStart"/>
-      <w:r>
-        <w:rPr>
-          <w:rStyle w:val="Heading3Char"/>
-        </w:rPr>
-        <w:t>PillarMarkets</w:t>
-      </w:r>
-      <w:proofErr w:type="spellEnd"/>
-      <w:r>
-        <w:rPr>
-          <w:rStyle w:val="Heading3Char"/>
-        </w:rPr>
-        <w:t xml:space="preserve"> | </w:t>
+        <w:t xml:space="preserve"> Engineer | PillarMarkets | </w:t>
       </w:r>
       <w:r>
         <w:rPr>
@@ -476,66 +419,104 @@
           <w:bCs/>
           <w:color w:val="000000" w:themeColor="text1"/>
         </w:rPr>
-        <w:t xml:space="preserve">Next.js, </w:t>
-      </w:r>
-      <w:proofErr w:type="spellStart"/>
+        <w:t xml:space="preserve">Next.js, DaisyUI, </w:t>
+      </w:r>
       <w:r>
         <w:rPr>
           <w:b/>
           <w:bCs/>
           <w:color w:val="000000" w:themeColor="text1"/>
         </w:rPr>
-        <w:t>DaisyUI</w:t>
-      </w:r>
-      <w:proofErr w:type="spellEnd"/>
+        <w:t xml:space="preserve">GraphQL, </w:t>
+      </w:r>
       <w:r>
         <w:rPr>
           <w:b/>
           <w:bCs/>
           <w:color w:val="000000" w:themeColor="text1"/>
         </w:rPr>
-        <w:t xml:space="preserve">, </w:t>
-      </w:r>
-      <w:proofErr w:type="spellStart"/>
+        <w:t>TailwindCSS</w:t>
+      </w:r>
+      <w:r>
+        <w:rPr>
+          <w:color w:val="000000" w:themeColor="text1"/>
+        </w:rPr>
+        <w:t>) services to enhance platform performance and user experience.</w:t>
+      </w:r>
+      <w:r>
+        <w:rPr>
+          <w:color w:val="000000" w:themeColor="text1"/>
+        </w:rPr>
+        <w:br/>
+        <w:t xml:space="preserve">- Designed and implemented highly interactive and responsive user interfaces using </w:t>
+      </w:r>
       <w:r>
         <w:rPr>
           <w:b/>
           <w:bCs/>
           <w:color w:val="000000" w:themeColor="text1"/>
         </w:rPr>
-        <w:t>GraphQL</w:t>
-      </w:r>
-      <w:proofErr w:type="spellEnd"/>
+        <w:t>Next.js</w:t>
+      </w:r>
+      <w:r>
+        <w:rPr>
+          <w:color w:val="000000" w:themeColor="text1"/>
+        </w:rPr>
+        <w:t xml:space="preserve"> and </w:t>
+      </w:r>
       <w:r>
         <w:rPr>
           <w:b/>
           <w:bCs/>
           <w:color w:val="000000" w:themeColor="text1"/>
         </w:rPr>
-        <w:t xml:space="preserve">, </w:t>
-      </w:r>
-      <w:proofErr w:type="spellStart"/>
+        <w:t>TailwindCSS</w:t>
+      </w:r>
+      <w:r>
+        <w:rPr>
+          <w:color w:val="000000" w:themeColor="text1"/>
+        </w:rPr>
+        <w:t>, driving improved user satisfaction and platform adoption.</w:t>
+      </w:r>
+      <w:r>
+        <w:rPr>
+          <w:color w:val="000000" w:themeColor="text1"/>
+        </w:rPr>
+        <w:br/>
+        <w:t xml:space="preserve">- Built scalable </w:t>
+      </w:r>
       <w:r>
         <w:rPr>
           <w:b/>
           <w:bCs/>
           <w:color w:val="000000" w:themeColor="text1"/>
         </w:rPr>
-        <w:t>TailwindCSS</w:t>
-      </w:r>
-      <w:proofErr w:type="spellEnd"/>
+        <w:t>RESTful APIs</w:t>
+      </w:r>
       <w:r>
         <w:rPr>
           <w:color w:val="000000" w:themeColor="text1"/>
         </w:rPr>
-        <w:t>) services to enhance platform performance and user experience.</w:t>
+        <w:t xml:space="preserve"> consumed by Next.js frontend and mobile </w:t>
       </w:r>
       <w:r>
         <w:rPr>
           <w:color w:val="000000" w:themeColor="text1"/>
         </w:rPr>
+        <w:t>applications</w:t>
+      </w:r>
+      <w:r>
+        <w:rPr>
+          <w:color w:val="000000" w:themeColor="text1"/>
+        </w:rPr>
+        <w:t>, integrating frontend with secure backend services.</w:t>
+      </w:r>
+      <w:r>
+        <w:rPr>
+          <w:color w:val="000000" w:themeColor="text1"/>
+        </w:rPr>
         <w:br/>
-        <w:t xml:space="preserve">- Designed and implemented highly interactive and responsive user interfaces using </w:t>
+        <w:t xml:space="preserve">- Worked on integrating frontend with backend services for </w:t>
       </w:r>
       <w:r>
         <w:rPr>
@@ -543,101 +524,29 @@
           <w:bCs/>
           <w:color w:val="000000" w:themeColor="text1"/>
         </w:rPr>
-        <w:t>Next.js</w:t>
+        <w:t>CRM</w:t>
       </w:r>
       <w:r>
         <w:rPr>
           <w:color w:val="000000" w:themeColor="text1"/>
         </w:rPr>
-        <w:t xml:space="preserve"> and </w:t>
-      </w:r>
-      <w:proofErr w:type="spellStart"/>
+        <w:t>, analytics, and investor management, ensuring seamless data flow and real-time analytics.</w:t>
+      </w:r>
+      <w:r>
+        <w:rPr>
+          <w:color w:val="000000" w:themeColor="text1"/>
+        </w:rPr>
+        <w:br/>
+        <w:t xml:space="preserve">- Contributed to frontend UI/UX improvements using </w:t>
+      </w:r>
       <w:r>
         <w:rPr>
           <w:b/>
           <w:bCs/>
           <w:color w:val="000000" w:themeColor="text1"/>
         </w:rPr>
-        <w:t>TailwindCSS</w:t>
-      </w:r>
-      <w:proofErr w:type="spellEnd"/>
-      <w:r>
-        <w:rPr>
-          <w:color w:val="000000" w:themeColor="text1"/>
-        </w:rPr>
-        <w:t>, driving improved user satisfaction and platform adoption.</w:t>
-      </w:r>
-      <w:r>
-        <w:rPr>
-          <w:color w:val="000000" w:themeColor="text1"/>
-        </w:rPr>
-        <w:br/>
-        <w:t xml:space="preserve">- Built scalable </w:t>
-      </w:r>
-      <w:r>
-        <w:rPr>
-          <w:b/>
-          <w:bCs/>
-          <w:color w:val="000000" w:themeColor="text1"/>
-        </w:rPr>
-        <w:t>RESTful APIs</w:t>
-      </w:r>
-      <w:r>
-        <w:rPr>
-          <w:color w:val="000000" w:themeColor="text1"/>
-        </w:rPr>
-        <w:t xml:space="preserve"> consumed by Next.js frontend and mobile </w:t>
-      </w:r>
-      <w:r>
-        <w:rPr>
-          <w:color w:val="000000" w:themeColor="text1"/>
-        </w:rPr>
-        <w:t>applications</w:t>
-      </w:r>
-      <w:r>
-        <w:rPr>
-          <w:color w:val="000000" w:themeColor="text1"/>
-        </w:rPr>
-        <w:t>, integrating frontend with secure backend services.</w:t>
-      </w:r>
-      <w:r>
-        <w:rPr>
-          <w:color w:val="000000" w:themeColor="text1"/>
-        </w:rPr>
-        <w:br/>
-        <w:t xml:space="preserve">- Worked on integrating frontend with backend services for </w:t>
-      </w:r>
-      <w:r>
-        <w:rPr>
-          <w:b/>
-          <w:bCs/>
-          <w:color w:val="000000" w:themeColor="text1"/>
-        </w:rPr>
-        <w:t>CRM</w:t>
-      </w:r>
-      <w:r>
-        <w:rPr>
-          <w:color w:val="000000" w:themeColor="text1"/>
-        </w:rPr>
-        <w:t>, analytics, and investor management, ensuring seamless data flow and real-time analytics.</w:t>
-      </w:r>
-      <w:r>
-        <w:rPr>
-          <w:color w:val="000000" w:themeColor="text1"/>
-        </w:rPr>
-        <w:br/>
-        <w:t xml:space="preserve">- Contributed to frontend UI/UX improvements using </w:t>
-      </w:r>
-      <w:proofErr w:type="spellStart"/>
-      <w:r>
-        <w:rPr>
-          <w:b/>
-          <w:bCs/>
-          <w:color w:val="000000" w:themeColor="text1"/>
-        </w:rPr>
         <w:t>DaisyUI</w:t>
       </w:r>
-      <w:proofErr w:type="spellEnd"/>
       <w:r>
         <w:rPr>
           <w:color w:val="000000" w:themeColor="text1"/>
@@ -679,14 +588,12 @@
         </w:rPr>
         <w:t xml:space="preserve"> Engineer | </w:t>
       </w:r>
-      <w:proofErr w:type="spellStart"/>
       <w:r>
         <w:rPr>
           <w:rStyle w:val="Heading3Char"/>
         </w:rPr>
         <w:t>InputKit</w:t>
       </w:r>
-      <w:proofErr w:type="spellEnd"/>
       <w:r>
         <w:rPr>
           <w:rStyle w:val="Heading3Char"/>
@@ -756,7 +663,6 @@
         </w:rPr>
         <w:t xml:space="preserve">, </w:t>
       </w:r>
-      <w:proofErr w:type="spellStart"/>
       <w:r>
         <w:rPr>
           <w:b/>
@@ -765,7 +671,6 @@
         </w:rPr>
         <w:t>Vuex</w:t>
       </w:r>
-      <w:proofErr w:type="spellEnd"/>
       <w:r>
         <w:rPr>
           <w:color w:val="000000" w:themeColor="text1"/>
@@ -784,21 +689,7 @@
         <w:rPr>
           <w:color w:val="000000" w:themeColor="text1"/>
         </w:rPr>
-        <w:t xml:space="preserve"> for </w:t>
-      </w:r>
-      <w:proofErr w:type="spellStart"/>
-      <w:r>
-        <w:rPr>
-          <w:color w:val="000000" w:themeColor="text1"/>
-        </w:rPr>
-        <w:t>InputKit’s</w:t>
-      </w:r>
-      <w:proofErr w:type="spellEnd"/>
-      <w:r>
-        <w:rPr>
-          <w:color w:val="000000" w:themeColor="text1"/>
-        </w:rPr>
-        <w:t xml:space="preserve"> customer feedback platform.</w:t>
+        <w:t xml:space="preserve"> for InputKit’s customer feedback platform.</w:t>
       </w:r>
     </w:p>
     <w:p>
@@ -1221,14 +1112,12 @@
         </w:rPr>
         <w:t xml:space="preserve">Junior Full-Stack Developer | </w:t>
       </w:r>
-      <w:proofErr w:type="spellStart"/>
       <w:r>
         <w:rPr>
           <w:rStyle w:val="Heading3Char"/>
         </w:rPr>
         <w:t>AlphaSwap</w:t>
       </w:r>
-      <w:proofErr w:type="spellEnd"/>
       <w:r>
         <w:rPr>
           <w:rStyle w:val="Heading3Char"/>
@@ -1282,21 +1171,7 @@
         <w:rPr>
           <w:color w:val="000000" w:themeColor="text1"/>
         </w:rPr>
-        <w:t xml:space="preserve"> powering </w:t>
-      </w:r>
-      <w:proofErr w:type="spellStart"/>
-      <w:r>
-        <w:rPr>
-          <w:color w:val="000000" w:themeColor="text1"/>
-        </w:rPr>
-        <w:t>AlphaSwap’s</w:t>
-      </w:r>
-      <w:proofErr w:type="spellEnd"/>
-      <w:r>
-        <w:rPr>
-          <w:color w:val="000000" w:themeColor="text1"/>
-        </w:rPr>
-        <w:t xml:space="preserve"> </w:t>
+        <w:t xml:space="preserve"> powering AlphaSwap’s </w:t>
       </w:r>
       <w:r>
         <w:rPr>
@@ -1428,25 +1303,7 @@
           <w:bCs/>
           <w:color w:val="000000" w:themeColor="text1"/>
         </w:rPr>
-        <w:t xml:space="preserve">RESTful and </w:t>
-      </w:r>
-      <w:proofErr w:type="spellStart"/>
-      <w:r>
-        <w:rPr>
-          <w:b/>
-          <w:bCs/>
-          <w:color w:val="000000" w:themeColor="text1"/>
-        </w:rPr>
-        <w:t>GraphQL</w:t>
-      </w:r>
-      <w:proofErr w:type="spellEnd"/>
-      <w:r>
-        <w:rPr>
-          <w:b/>
-          <w:bCs/>
-          <w:color w:val="000000" w:themeColor="text1"/>
-        </w:rPr>
-        <w:t xml:space="preserve"> APIs</w:t>
+        <w:t>RESTful and GraphQL APIs</w:t>
       </w:r>
       <w:r>
         <w:rPr>
@@ -2528,6 +2385,7 @@
   <w:style w:type="character" w:default="1" w:styleId="DefaultParagraphFont">
     <w:name w:val="Default Paragraph Font"/>
     <w:uiPriority w:val="1"/>
+    <w:semiHidden/>
     <w:unhideWhenUsed/>
   </w:style>
   <w:style w:type="table" w:default="1" w:styleId="TableNormal">
